--- a/eng/docx/007.content.docx
+++ b/eng/docx/007.content.docx
@@ -346,7 +346,19 @@
         <w:rPr>
           <w:lang w:val="en_US" w:bidi="en_US"/>
         </w:rPr>
-        <w:t>(Translation suggestions: How to Translate Names)</w:t>
+        <w:t xml:space="preserve">(Translation suggestions: </w:t>
+      </w:r>
+      <w:r>
+        <w:rPr>
+          <w:lang w:val="en_US" w:bidi="en_US"/>
+        </w:rPr>
+        <w:t>How to Translate Names</w:t>
+      </w:r>
+      <w:r>
+        <w:rPr>
+          <w:lang w:val="en_US" w:bidi="en_US"/>
+        </w:rPr>
+        <w:t>)</w:t>
       </w:r>
       <w:r>
         <w:rPr>
@@ -813,7 +825,19 @@
         <w:rPr>
           <w:lang w:val="en_US" w:bidi="en_US"/>
         </w:rPr>
-        <w:t>(Translation suggestions: How to Translate Names)</w:t>
+        <w:t xml:space="preserve">(Translation suggestions: </w:t>
+      </w:r>
+      <w:r>
+        <w:rPr>
+          <w:lang w:val="en_US" w:bidi="en_US"/>
+        </w:rPr>
+        <w:t>How to Translate Names</w:t>
+      </w:r>
+      <w:r>
+        <w:rPr>
+          <w:lang w:val="en_US" w:bidi="en_US"/>
+        </w:rPr>
+        <w:t>)</w:t>
       </w:r>
       <w:r>
         <w:rPr>
@@ -1243,7 +1267,19 @@
         <w:rPr>
           <w:lang w:val="en_US" w:bidi="en_US"/>
         </w:rPr>
-        <w:t>(Translation suggestions: How to Translate Names)</w:t>
+        <w:t xml:space="preserve">(Translation suggestions: </w:t>
+      </w:r>
+      <w:r>
+        <w:rPr>
+          <w:lang w:val="en_US" w:bidi="en_US"/>
+        </w:rPr>
+        <w:t>How to Translate Names</w:t>
+      </w:r>
+      <w:r>
+        <w:rPr>
+          <w:lang w:val="en_US" w:bidi="en_US"/>
+        </w:rPr>
+        <w:t>)</w:t>
       </w:r>
       <w:r>
         <w:rPr>
@@ -2803,7 +2839,19 @@
         <w:rPr>
           <w:lang w:val="en_US" w:bidi="en_US"/>
         </w:rPr>
-        <w:t>(Translation suggestions: Translate Names)</w:t>
+        <w:t xml:space="preserve">(Translation suggestions: </w:t>
+      </w:r>
+      <w:r>
+        <w:rPr>
+          <w:lang w:val="en_US" w:bidi="en_US"/>
+        </w:rPr>
+        <w:t>Translate Names</w:t>
+      </w:r>
+      <w:r>
+        <w:rPr>
+          <w:lang w:val="en_US" w:bidi="en_US"/>
+        </w:rPr>
+        <w:t>)</w:t>
       </w:r>
       <w:r>
         <w:rPr>
@@ -3246,7 +3294,19 @@
         <w:rPr>
           <w:lang w:val="en_US" w:bidi="en_US"/>
         </w:rPr>
-        <w:t>(Translation suggestions: How to Translate Names)</w:t>
+        <w:t xml:space="preserve">(Translation suggestions: </w:t>
+      </w:r>
+      <w:r>
+        <w:rPr>
+          <w:lang w:val="en_US" w:bidi="en_US"/>
+        </w:rPr>
+        <w:t>How to Translate Names</w:t>
+      </w:r>
+      <w:r>
+        <w:rPr>
+          <w:lang w:val="en_US" w:bidi="en_US"/>
+        </w:rPr>
+        <w:t>)</w:t>
       </w:r>
       <w:r>
         <w:rPr>
@@ -5055,7 +5115,19 @@
         <w:rPr>
           <w:lang w:val="en_US" w:bidi="en_US"/>
         </w:rPr>
-        <w:t>(Translation suggestions: How to Translate Names)</w:t>
+        <w:t xml:space="preserve">(Translation suggestions: </w:t>
+      </w:r>
+      <w:r>
+        <w:rPr>
+          <w:lang w:val="en_US" w:bidi="en_US"/>
+        </w:rPr>
+        <w:t>How to Translate Names</w:t>
+      </w:r>
+      <w:r>
+        <w:rPr>
+          <w:lang w:val="en_US" w:bidi="en_US"/>
+        </w:rPr>
+        <w:t>)</w:t>
       </w:r>
       <w:r>
         <w:rPr>
@@ -5782,7 +5854,19 @@
         <w:rPr>
           <w:lang w:val="en_US" w:bidi="en_US"/>
         </w:rPr>
-        <w:t>(Translation suggestions: How to Translate Names)</w:t>
+        <w:t xml:space="preserve">(Translation suggestions: </w:t>
+      </w:r>
+      <w:r>
+        <w:rPr>
+          <w:lang w:val="en_US" w:bidi="en_US"/>
+        </w:rPr>
+        <w:t>How to Translate Names</w:t>
+      </w:r>
+      <w:r>
+        <w:rPr>
+          <w:lang w:val="en_US" w:bidi="en_US"/>
+        </w:rPr>
+        <w:t>)</w:t>
       </w:r>
       <w:r>
         <w:rPr>
@@ -6393,7 +6477,19 @@
         <w:rPr>
           <w:lang w:val="en_US" w:bidi="en_US"/>
         </w:rPr>
-        <w:t>(Translation suggestions: How to Translate Names)</w:t>
+        <w:t xml:space="preserve">(Translation suggestions: </w:t>
+      </w:r>
+      <w:r>
+        <w:rPr>
+          <w:lang w:val="en_US" w:bidi="en_US"/>
+        </w:rPr>
+        <w:t>How to Translate Names</w:t>
+      </w:r>
+      <w:r>
+        <w:rPr>
+          <w:lang w:val="en_US" w:bidi="en_US"/>
+        </w:rPr>
+        <w:t>)</w:t>
       </w:r>
       <w:r>
         <w:rPr>
@@ -7333,7 +7429,19 @@
         <w:rPr>
           <w:lang w:val="en_US" w:bidi="en_US"/>
         </w:rPr>
-        <w:t>(Translation suggestions: How to Translate Names)</w:t>
+        <w:t xml:space="preserve">(Translation suggestions: </w:t>
+      </w:r>
+      <w:r>
+        <w:rPr>
+          <w:lang w:val="en_US" w:bidi="en_US"/>
+        </w:rPr>
+        <w:t>How to Translate Names</w:t>
+      </w:r>
+      <w:r>
+        <w:rPr>
+          <w:lang w:val="en_US" w:bidi="en_US"/>
+        </w:rPr>
+        <w:t>)</w:t>
       </w:r>
       <w:r>
         <w:rPr>
@@ -8101,7 +8209,19 @@
         <w:rPr>
           <w:lang w:val="en_US" w:bidi="en_US"/>
         </w:rPr>
-        <w:t>(Translation suggestions: How to Translate Names)</w:t>
+        <w:t xml:space="preserve">(Translation suggestions: </w:t>
+      </w:r>
+      <w:r>
+        <w:rPr>
+          <w:lang w:val="en_US" w:bidi="en_US"/>
+        </w:rPr>
+        <w:t>How to Translate Names</w:t>
+      </w:r>
+      <w:r>
+        <w:rPr>
+          <w:lang w:val="en_US" w:bidi="en_US"/>
+        </w:rPr>
+        <w:t>)</w:t>
       </w:r>
       <w:r>
         <w:rPr>
@@ -8624,7 +8744,19 @@
         <w:rPr>
           <w:lang w:val="en_US" w:bidi="en_US"/>
         </w:rPr>
-        <w:t>(Translation suggestions: Translate Names)</w:t>
+        <w:t xml:space="preserve">(Translation suggestions: </w:t>
+      </w:r>
+      <w:r>
+        <w:rPr>
+          <w:lang w:val="en_US" w:bidi="en_US"/>
+        </w:rPr>
+        <w:t>Translate Names</w:t>
+      </w:r>
+      <w:r>
+        <w:rPr>
+          <w:lang w:val="en_US" w:bidi="en_US"/>
+        </w:rPr>
+        <w:t>)</w:t>
       </w:r>
       <w:r>
         <w:rPr>
@@ -9344,7 +9476,19 @@
         <w:rPr>
           <w:lang w:val="en_US" w:bidi="en_US"/>
         </w:rPr>
-        <w:t>(Translation suggestions: How to Translate Names)</w:t>
+        <w:t xml:space="preserve">(Translation suggestions: </w:t>
+      </w:r>
+      <w:r>
+        <w:rPr>
+          <w:lang w:val="en_US" w:bidi="en_US"/>
+        </w:rPr>
+        <w:t>How to Translate Names</w:t>
+      </w:r>
+      <w:r>
+        <w:rPr>
+          <w:lang w:val="en_US" w:bidi="en_US"/>
+        </w:rPr>
+        <w:t>)</w:t>
       </w:r>
       <w:r>
         <w:rPr>
@@ -12116,7 +12260,19 @@
         <w:rPr>
           <w:lang w:val="en_US" w:bidi="en_US"/>
         </w:rPr>
-        <w:t>(Translation suggestions: How to Translate Names)</w:t>
+        <w:t xml:space="preserve">(Translation suggestions: </w:t>
+      </w:r>
+      <w:r>
+        <w:rPr>
+          <w:lang w:val="en_US" w:bidi="en_US"/>
+        </w:rPr>
+        <w:t>How to Translate Names</w:t>
+      </w:r>
+      <w:r>
+        <w:rPr>
+          <w:lang w:val="en_US" w:bidi="en_US"/>
+        </w:rPr>
+        <w:t>)</w:t>
       </w:r>
       <w:r>
         <w:rPr>
@@ -14819,7 +14975,19 @@
         <w:rPr>
           <w:lang w:val="en_US" w:bidi="en_US"/>
         </w:rPr>
-        <w:t>(Translation suggestions: How to Translate Names)</w:t>
+        <w:t xml:space="preserve">(Translation suggestions: </w:t>
+      </w:r>
+      <w:r>
+        <w:rPr>
+          <w:lang w:val="en_US" w:bidi="en_US"/>
+        </w:rPr>
+        <w:t>How to Translate Names</w:t>
+      </w:r>
+      <w:r>
+        <w:rPr>
+          <w:lang w:val="en_US" w:bidi="en_US"/>
+        </w:rPr>
+        <w:t>)</w:t>
       </w:r>
       <w:r>
         <w:rPr>
@@ -15746,7 +15914,19 @@
         <w:rPr>
           <w:lang w:val="en_US" w:bidi="en_US"/>
         </w:rPr>
-        <w:t>The phrase “the godly” could be translated as “godly people” or “people who obey God.” (See: nominaladj)</w:t>
+        <w:t xml:space="preserve">The phrase “the godly” could be translated as “godly people” or “people who obey God.” (See: </w:t>
+      </w:r>
+      <w:r>
+        <w:rPr>
+          <w:lang w:val="en_US" w:bidi="en_US"/>
+        </w:rPr>
+        <w:t>nominaladj</w:t>
+      </w:r>
+      <w:r>
+        <w:rPr>
+          <w:lang w:val="en_US" w:bidi="en_US"/>
+        </w:rPr>
+        <w:t>)</w:t>
       </w:r>
       <w:r>
         <w:rPr>
@@ -16904,7 +17084,19 @@
         <w:rPr>
           <w:lang w:val="en_US" w:bidi="en_US"/>
         </w:rPr>
-        <w:t>(Translation Suggestion: How to Translate Names)</w:t>
+        <w:t xml:space="preserve">(Translation Suggestion: </w:t>
+      </w:r>
+      <w:r>
+        <w:rPr>
+          <w:lang w:val="en_US" w:bidi="en_US"/>
+        </w:rPr>
+        <w:t>How to Translate Names</w:t>
+      </w:r>
+      <w:r>
+        <w:rPr>
+          <w:lang w:val="en_US" w:bidi="en_US"/>
+        </w:rPr>
+        <w:t>)</w:t>
       </w:r>
       <w:r>
         <w:rPr>
@@ -17253,7 +17445,19 @@
         <w:rPr>
           <w:lang w:val="en_US" w:bidi="en_US"/>
         </w:rPr>
-        <w:t>(Translation suggestions: How to Translate Names)</w:t>
+        <w:t xml:space="preserve">(Translation suggestions: </w:t>
+      </w:r>
+      <w:r>
+        <w:rPr>
+          <w:lang w:val="en_US" w:bidi="en_US"/>
+        </w:rPr>
+        <w:t>How to Translate Names</w:t>
+      </w:r>
+      <w:r>
+        <w:rPr>
+          <w:lang w:val="en_US" w:bidi="en_US"/>
+        </w:rPr>
+        <w:t>)</w:t>
       </w:r>
       <w:r>
         <w:rPr>
@@ -17648,7 +17852,19 @@
         <w:rPr>
           <w:lang w:val="en_US" w:bidi="en_US"/>
         </w:rPr>
-        <w:t>(Translation suggestions: How to Translate Names)</w:t>
+        <w:t xml:space="preserve">(Translation suggestions: </w:t>
+      </w:r>
+      <w:r>
+        <w:rPr>
+          <w:lang w:val="en_US" w:bidi="en_US"/>
+        </w:rPr>
+        <w:t>How to Translate Names</w:t>
+      </w:r>
+      <w:r>
+        <w:rPr>
+          <w:lang w:val="en_US" w:bidi="en_US"/>
+        </w:rPr>
+        <w:t>)</w:t>
       </w:r>
       <w:r>
         <w:rPr>
@@ -19969,7 +20185,19 @@
         <w:rPr>
           <w:lang w:val="en_US" w:bidi="en_US"/>
         </w:rPr>
-        <w:t>(Translation suggestions: How to Translate Names)</w:t>
+        <w:t xml:space="preserve">(Translation suggestions: </w:t>
+      </w:r>
+      <w:r>
+        <w:rPr>
+          <w:lang w:val="en_US" w:bidi="en_US"/>
+        </w:rPr>
+        <w:t>How to Translate Names</w:t>
+      </w:r>
+      <w:r>
+        <w:rPr>
+          <w:lang w:val="en_US" w:bidi="en_US"/>
+        </w:rPr>
+        <w:t>)</w:t>
       </w:r>
       <w:r>
         <w:rPr>
@@ -24249,7 +24477,19 @@
         <w:rPr>
           <w:lang w:val="en_US" w:bidi="en_US"/>
         </w:rPr>
-        <w:t>(Translation suggestions: How to Translate Names)</w:t>
+        <w:t xml:space="preserve">(Translation suggestions: </w:t>
+      </w:r>
+      <w:r>
+        <w:rPr>
+          <w:lang w:val="en_US" w:bidi="en_US"/>
+        </w:rPr>
+        <w:t>How to Translate Names</w:t>
+      </w:r>
+      <w:r>
+        <w:rPr>
+          <w:lang w:val="en_US" w:bidi="en_US"/>
+        </w:rPr>
+        <w:t>)</w:t>
       </w:r>
       <w:r>
         <w:rPr>
@@ -24692,7 +24932,19 @@
         <w:rPr>
           <w:lang w:val="en_US" w:bidi="en_US"/>
         </w:rPr>
-        <w:t>(Translation suggestions: How to Translate Names)</w:t>
+        <w:t xml:space="preserve">(Translation suggestions: </w:t>
+      </w:r>
+      <w:r>
+        <w:rPr>
+          <w:lang w:val="en_US" w:bidi="en_US"/>
+        </w:rPr>
+        <w:t>How to Translate Names</w:t>
+      </w:r>
+      <w:r>
+        <w:rPr>
+          <w:lang w:val="en_US" w:bidi="en_US"/>
+        </w:rPr>
+        <w:t>)</w:t>
       </w:r>
       <w:r>
         <w:rPr>
